--- a/pr-preview/pr-203/logistic-inference-handout.docx
+++ b/pr-preview/pr-203/logistic-inference-handout.docx
@@ -15,7 +15,7 @@
         <w:pStyle w:val="Date"/>
       </w:pPr>
       <w:r>
-        <w:t xml:space="preserve">Last modified: 2026-10-15 02:29:38 (PDT)</w:t>
+        <w:t xml:space="preserve">Last modified: 2026-10-15 08:32:35 (PDT)</w:t>
       </w:r>
     </w:p>
     <w:bookmarkStart w:id="13" w:name="introduction"/>

--- a/pr-preview/pr-203/logistic-inference-handout.docx
+++ b/pr-preview/pr-203/logistic-inference-handout.docx
@@ -15,7 +15,7 @@
         <w:pStyle w:val="Date"/>
       </w:pPr>
       <w:r>
-        <w:t xml:space="preserve">Last modified: 2026-10-15 08:32:35 (PDT)</w:t>
+        <w:t xml:space="preserve">Last modified: 2026-10-15 08:52:19 (PDT)</w:t>
       </w:r>
     </w:p>
     <w:bookmarkStart w:id="13" w:name="introduction"/>

--- a/pr-preview/pr-203/logistic-inference-handout.docx
+++ b/pr-preview/pr-203/logistic-inference-handout.docx
@@ -15,7 +15,7 @@
         <w:pStyle w:val="Date"/>
       </w:pPr>
       <w:r>
-        <w:t xml:space="preserve">Last modified: 2026-10-15 08:52:19 (PDT)</w:t>
+        <w:t xml:space="preserve">Last modified: 2026-10-15 09:14:12 (PDT)</w:t>
       </w:r>
     </w:p>
     <w:bookmarkStart w:id="13" w:name="introduction"/>
@@ -1468,7 +1468,7 @@
     </w:p>
     <w:bookmarkEnd w:id="12"/>
     <w:bookmarkEnd w:id="13"/>
-    <w:bookmarkStart w:id="29" w:name="deviance"/>
+    <w:bookmarkStart w:id="31" w:name="deviance"/>
     <w:p>
       <w:pPr>
         <w:pStyle w:val="Heading2"/>
@@ -1509,13 +1509,7 @@
         <w:t xml:space="preserve"> </w:t>
       </w:r>
       <w:r>
-        <w:t xml:space="preserve">of a fitted logistic regression is twice the amount by which its maximized log-likelihood falls short of the largest log-likelihood any model could reach on the same labels.</w:t>
-      </w:r>
-      <w:r>
-        <w:t xml:space="preserve"> </w:t>
-      </w:r>
-      <w:r>
-        <w:t xml:space="preserve">For labels</w:t>
+        <w:t xml:space="preserve">of a fitted logistic regression with labels</w:t>
       </w:r>
       <w:r>
         <w:t xml:space="preserve"> </w:t>
@@ -1572,41 +1566,7 @@
         <w:t xml:space="preserve"> </w:t>
       </w:r>
       <w:r>
-        <w:t xml:space="preserve">the largest log-likelihood is</w:t>
-      </w:r>
-      <w:r>
-        <w:t xml:space="preserve"> </w:t>
-      </w:r>
-      <m:oMath>
-        <m:r>
-          <m:t>0</m:t>
-        </m:r>
-      </m:oMath>
-      <w:r>
-        <w:t xml:space="preserve">,</w:t>
-      </w:r>
-      <w:r>
-        <w:t xml:space="preserve"> </w:t>
-      </w:r>
-      <w:r>
-        <w:t xml:space="preserve">reached by a model that gives each label probability</w:t>
-      </w:r>
-      <w:r>
-        <w:t xml:space="preserve"> </w:t>
-      </w:r>
-      <m:oMath>
-        <m:r>
-          <m:t>1</m:t>
-        </m:r>
-      </m:oMath>
-      <w:r>
-        <w:t xml:space="preserve">,</w:t>
-      </w:r>
-      <w:r>
-        <w:t xml:space="preserve"> </w:t>
-      </w:r>
-      <w:r>
-        <w:t xml:space="preserve">so the deviance is</w:t>
+        <w:t xml:space="preserve">is minus twice its maximized log-likelihood:</w:t>
       </w:r>
     </w:p>
     <w:p>
@@ -2569,7 +2529,126 @@
       </w:r>
     </w:p>
     <w:bookmarkEnd w:id="19"/>
-    <w:bookmarkStart w:id="21" w:name="def-null-deviance"/>
+    <w:bookmarkStart w:id="20" w:name="rem-deviance-shortfall"/>
+    <w:p>
+      <w:pPr>
+        <w:pStyle w:val="BodyText"/>
+      </w:pPr>
+      <w:r>
+        <w:rPr>
+          <w:i/>
+          <w:iCs/>
+        </w:rPr>
+        <w:t xml:space="preserve">Remark 1</w:t>
+      </w:r>
+      <w:r>
+        <w:t xml:space="preserve"> (Why the deviance measures a shortfall). </w:t>
+      </w:r>
+      <w:r>
+        <w:t xml:space="preserve">For labels</w:t>
+      </w:r>
+      <w:r>
+        <w:t xml:space="preserve"> </w:t>
+      </w:r>
+      <m:oMath>
+        <m:sSub>
+          <m:e>
+            <m:r>
+              <m:t>y</m:t>
+            </m:r>
+          </m:e>
+          <m:sub>
+            <m:r>
+              <m:t>i</m:t>
+            </m:r>
+          </m:sub>
+        </m:sSub>
+        <m:r>
+          <m:rPr>
+            <m:sty m:val="p"/>
+          </m:rPr>
+          <m:t>∈</m:t>
+        </m:r>
+        <m:r>
+          <m:t>​</m:t>
+        </m:r>
+        <m:d>
+          <m:dPr>
+            <m:begChr m:val="{"/>
+            <m:sepChr m:val=""/>
+            <m:endChr m:val="}"/>
+            <m:grow/>
+          </m:dPr>
+          <m:e>
+            <m:r>
+              <m:t>0</m:t>
+            </m:r>
+            <m:r>
+              <m:rPr>
+                <m:sty m:val="p"/>
+              </m:rPr>
+              <m:t>,</m:t>
+            </m:r>
+            <m:r>
+              <m:t>1</m:t>
+            </m:r>
+          </m:e>
+        </m:d>
+        <m:r>
+          <m:t>​</m:t>
+        </m:r>
+      </m:oMath>
+      <w:r>
+        <w:t xml:space="preserve"> </w:t>
+      </w:r>
+      <w:r>
+        <w:t xml:space="preserve">the largest log-likelihood any model can reach is</w:t>
+      </w:r>
+      <w:r>
+        <w:t xml:space="preserve"> </w:t>
+      </w:r>
+      <m:oMath>
+        <m:r>
+          <m:t>0</m:t>
+        </m:r>
+      </m:oMath>
+      <w:r>
+        <w:t xml:space="preserve">, by giving each label probability</w:t>
+      </w:r>
+      <w:r>
+        <w:t xml:space="preserve"> </w:t>
+      </w:r>
+      <m:oMath>
+        <m:r>
+          <m:t>1</m:t>
+        </m:r>
+      </m:oMath>
+      <w:r>
+        <w:t xml:space="preserve">.</w:t>
+      </w:r>
+      <w:r>
+        <w:t xml:space="preserve"> </w:t>
+      </w:r>
+      <w:r>
+        <w:t xml:space="preserve">So</w:t>
+      </w:r>
+      <w:r>
+        <w:t xml:space="preserve"> </w:t>
+      </w:r>
+      <m:oMath>
+        <m:r>
+          <m:t>D</m:t>
+        </m:r>
+      </m:oMath>
+      <w:r>
+        <w:t xml:space="preserve"> </w:t>
+      </w:r>
+      <w:r>
+        <w:t xml:space="preserve">is twice the amount by which the maximized log-likelihood falls short of that largest value.</w:t>
+      </w:r>
+    </w:p>
+    <w:bookmarkEnd w:id="20"/>
+    <w:bookmarkStart w:id="22" w:name="def-null-deviance"/>
     <w:p>
       <w:pPr>
         <w:pStyle w:val="BodyText"/>
@@ -2618,52 +2697,14 @@
         <w:t xml:space="preserve"> </w:t>
       </w:r>
       <w:r>
-        <w:t xml:space="preserve">of the model with an intercept and no other predictors.</w:t>
-      </w:r>
-      <w:r>
-        <w:t xml:space="preserve"> </w:t>
-      </w:r>
-      <w:r>
-        <w:t xml:space="preserve">Its fitted probability is the overall fraction</w:t>
-      </w:r>
-      <w:r>
-        <w:t xml:space="preserve"> </w:t>
-      </w:r>
-      <m:oMath>
-        <m:acc>
-          <m:accPr>
-            <m:chr m:val="‾"/>
-          </m:accPr>
-          <m:e>
-            <m:r>
-              <m:t>y</m:t>
-            </m:r>
-          </m:e>
-        </m:acc>
-      </m:oMath>
-      <w:r>
-        <w:t xml:space="preserve"> </w:t>
-      </w:r>
-      <w:r>
-        <w:t xml:space="preserve">of labels equal to</w:t>
-      </w:r>
-      <w:r>
-        <w:t xml:space="preserve"> </w:t>
-      </w:r>
-      <m:oMath>
-        <m:r>
-          <m:t>1</m:t>
-        </m:r>
-      </m:oMath>
-      <w:r>
-        <w:t xml:space="preserve">, so</w:t>
+        <w:t xml:space="preserve">of the model with an intercept and no other predictors:</w:t>
       </w:r>
     </w:p>
     <w:p>
       <w:pPr>
         <w:pStyle w:val="BodyText"/>
       </w:pPr>
-      <w:bookmarkStart w:id="20" w:name="eq-null-deviance"/>
+      <w:bookmarkStart w:id="21" w:name="eq-null-deviance"/>
       <m:oMathPara>
         <m:oMathParaPr>
           <m:jc m:val="center"/>
@@ -2827,7 +2868,7 @@
             <m:rPr>
               <m:sty m:val="p"/>
             </m:rPr>
-            <m:t>.</m:t>
+            <m:t>,</m:t>
           </m:r>
           <m:r>
             <m:t>  </m:t>
@@ -2849,13 +2890,53 @@
           </m:r>
         </m:oMath>
       </m:oMathPara>
-      <w:bookmarkEnd w:id="20"/>
+      <w:bookmarkEnd w:id="21"/>
     </w:p>
-    <w:bookmarkEnd w:id="21"/>
-    <w:bookmarkStart w:id="22" w:name="exm-null-deviance"/>
     <w:p>
       <w:pPr>
         <w:pStyle w:val="FirstParagraph"/>
+      </w:pPr>
+      <w:r>
+        <w:t xml:space="preserve">where</w:t>
+      </w:r>
+      <w:r>
+        <w:t xml:space="preserve"> </w:t>
+      </w:r>
+      <m:oMath>
+        <m:acc>
+          <m:accPr>
+            <m:chr m:val="‾"/>
+          </m:accPr>
+          <m:e>
+            <m:r>
+              <m:t>y</m:t>
+            </m:r>
+          </m:e>
+        </m:acc>
+      </m:oMath>
+      <w:r>
+        <w:t xml:space="preserve"> </w:t>
+      </w:r>
+      <w:r>
+        <w:t xml:space="preserve">is the fraction of labels equal to</w:t>
+      </w:r>
+      <w:r>
+        <w:t xml:space="preserve"> </w:t>
+      </w:r>
+      <m:oMath>
+        <m:r>
+          <m:t>1</m:t>
+        </m:r>
+      </m:oMath>
+      <w:r>
+        <w:t xml:space="preserve">.</w:t>
+      </w:r>
+    </w:p>
+    <w:bookmarkEnd w:id="22"/>
+    <w:bookmarkStart w:id="23" w:name="exm-null-deviance"/>
+    <w:p>
+      <w:pPr>
+        <w:pStyle w:val="BodyText"/>
       </w:pPr>
       <w:r>
         <w:rPr>
@@ -3214,8 +3295,148 @@
         <w:t xml:space="preserve">.</w:t>
       </w:r>
     </w:p>
-    <w:bookmarkEnd w:id="22"/>
-    <w:bookmarkStart w:id="24" w:name="thm-deviance-drop"/>
+    <w:bookmarkEnd w:id="23"/>
+    <w:bookmarkStart w:id="24" w:name="rem-null-deviance-fit"/>
+    <w:p>
+      <w:pPr>
+        <w:pStyle w:val="BodyText"/>
+      </w:pPr>
+      <w:r>
+        <w:rPr>
+          <w:i/>
+          <w:iCs/>
+        </w:rPr>
+        <w:t xml:space="preserve">Remark 2</w:t>
+      </w:r>
+      <w:r>
+        <w:t xml:space="preserve"> (Where the null deviance formula comes from). </w:t>
+      </w:r>
+      <w:r>
+        <w:t xml:space="preserve">The intercept-only model gives every observation the same fitted probability, and the maximizing value is the overall fraction</w:t>
+      </w:r>
+      <w:r>
+        <w:t xml:space="preserve"> </w:t>
+      </w:r>
+      <m:oMath>
+        <m:acc>
+          <m:accPr>
+            <m:chr m:val="‾"/>
+          </m:accPr>
+          <m:e>
+            <m:r>
+              <m:t>y</m:t>
+            </m:r>
+          </m:e>
+        </m:acc>
+      </m:oMath>
+      <w:r>
+        <w:t xml:space="preserve"> </w:t>
+      </w:r>
+      <w:r>
+        <w:t xml:space="preserve">of labels equal to</w:t>
+      </w:r>
+      <w:r>
+        <w:t xml:space="preserve"> </w:t>
+      </w:r>
+      <m:oMath>
+        <m:r>
+          <m:t>1</m:t>
+        </m:r>
+      </m:oMath>
+      <w:r>
+        <w:t xml:space="preserve">.</w:t>
+      </w:r>
+      <w:r>
+        <w:t xml:space="preserve"> </w:t>
+      </w:r>
+      <w:r>
+        <w:t xml:space="preserve">Substituting</w:t>
+      </w:r>
+      <w:r>
+        <w:t xml:space="preserve"> </w:t>
+      </w:r>
+      <m:oMath>
+        <m:acc>
+          <m:accPr>
+            <m:chr m:val="‾"/>
+          </m:accPr>
+          <m:e>
+            <m:r>
+              <m:t>y</m:t>
+            </m:r>
+          </m:e>
+        </m:acc>
+      </m:oMath>
+      <w:r>
+        <w:t xml:space="preserve"> </w:t>
+      </w:r>
+      <w:r>
+        <w:t xml:space="preserve">for each</w:t>
+      </w:r>
+      <w:r>
+        <w:t xml:space="preserve"> </w:t>
+      </w:r>
+      <m:oMath>
+        <m:sSub>
+          <m:e>
+            <m:acc>
+              <m:accPr>
+                <m:chr m:val="̂"/>
+              </m:accPr>
+              <m:e>
+                <m:r>
+                  <m:t>π</m:t>
+                </m:r>
+              </m:e>
+            </m:acc>
+          </m:e>
+          <m:sub>
+            <m:r>
+              <m:t>i</m:t>
+            </m:r>
+          </m:sub>
+        </m:sSub>
+      </m:oMath>
+      <w:r>
+        <w:t xml:space="preserve"> </w:t>
+      </w:r>
+      <w:r>
+        <w:t xml:space="preserve">in</w:t>
+      </w:r>
+      <w:r>
+        <w:t xml:space="preserve"> </w:t>
+      </w:r>
+      <w:hyperlink w:anchor="eq-deviance">
+        <w:r>
+          <w:rPr>
+            <w:rStyle w:val="Hyperlink"/>
+          </w:rPr>
+          <w:t xml:space="preserve">Equation 2</w:t>
+        </w:r>
+      </w:hyperlink>
+      <w:r>
+        <w:t xml:space="preserve"> </w:t>
+      </w:r>
+      <w:r>
+        <w:t xml:space="preserve">gives</w:t>
+      </w:r>
+      <w:r>
+        <w:t xml:space="preserve"> </w:t>
+      </w:r>
+      <w:hyperlink w:anchor="eq-null-deviance">
+        <w:r>
+          <w:rPr>
+            <w:rStyle w:val="Hyperlink"/>
+          </w:rPr>
+          <w:t xml:space="preserve">Equation 3</w:t>
+        </w:r>
+      </w:hyperlink>
+      <w:r>
+        <w:t xml:space="preserve">.</w:t>
+      </w:r>
+    </w:p>
+    <w:bookmarkEnd w:id="24"/>
+    <w:bookmarkStart w:id="26" w:name="thm-deviance-drop"/>
     <w:p>
       <w:pPr>
         <w:pStyle w:val="BodyText"/>
@@ -3327,7 +3548,7 @@
       <w:r>
         <w:t xml:space="preserve"> </w:t>
       </w:r>
-      <w:hyperlink r:id="rId23">
+      <w:hyperlink r:id="rId25">
         <w:r>
           <w:rPr>
             <w:rStyle w:val="Hyperlink"/>
@@ -3427,7 +3648,7 @@
         </m:oMath>
       </m:oMathPara>
     </w:p>
-    <w:bookmarkEnd w:id="24"/>
+    <w:bookmarkEnd w:id="26"/>
     <w:p>
       <w:pPr>
         <w:pStyle w:val="FirstParagraph"/>
@@ -3448,7 +3669,7 @@
       <w:r>
         <w:t xml:space="preserve"> </w:t>
       </w:r>
-      <w:hyperlink r:id="rId23">
+      <w:hyperlink r:id="rId25">
         <w:r>
           <w:rPr>
             <w:rStyle w:val="Hyperlink"/>
@@ -3851,7 +4072,7 @@
         <w:t xml:space="preserve">.</w:t>
       </w:r>
     </w:p>
-    <w:bookmarkStart w:id="25" w:name="exm-deviance-drop"/>
+    <w:bookmarkStart w:id="27" w:name="exm-deviance-drop"/>
     <w:p>
       <w:pPr>
         <w:pStyle w:val="BodyText"/>
@@ -3995,8 +4216,8 @@
         <w:t xml:space="preserve">.</w:t>
       </w:r>
     </w:p>
-    <w:bookmarkEnd w:id="25"/>
-    <w:bookmarkStart w:id="27" w:name="cor-deviance-drop-distribution"/>
+    <w:bookmarkEnd w:id="27"/>
+    <w:bookmarkStart w:id="29" w:name="cor-deviance-drop-distribution"/>
     <w:p>
       <w:pPr>
         <w:pStyle w:val="BodyText"/>
@@ -4017,7 +4238,7 @@
       <w:r>
         <w:t xml:space="preserve"> </w:t>
       </w:r>
-      <w:hyperlink r:id="rId26">
+      <w:hyperlink r:id="rId28">
         <w:r>
           <w:rPr>
             <w:rStyle w:val="Hyperlink"/>
@@ -4115,7 +4336,7 @@
         <w:t xml:space="preserve">holds.</w:t>
       </w:r>
     </w:p>
-    <w:bookmarkEnd w:id="27"/>
+    <w:bookmarkEnd w:id="29"/>
     <w:p>
       <w:pPr>
         <w:pStyle w:val="BodyText"/>
@@ -4167,7 +4388,7 @@
       <w:r>
         <w:t xml:space="preserve"> </w:t>
       </w:r>
-      <w:hyperlink r:id="rId26">
+      <w:hyperlink r:id="rId28">
         <w:r>
           <w:rPr>
             <w:rStyle w:val="Hyperlink"/>
@@ -4182,7 +4403,7 @@
         <w:t xml:space="preserve">gives its approximate distribution.</w:t>
       </w:r>
     </w:p>
-    <w:bookmarkStart w:id="28" w:name="exm-deviance-drop-distribution"/>
+    <w:bookmarkStart w:id="30" w:name="exm-deviance-drop-distribution"/>
     <w:p>
       <w:pPr>
         <w:pStyle w:val="BodyText"/>
@@ -4373,9 +4594,9 @@
         <w:t xml:space="preserve">so six patients give no evidence of a treatment effect.</w:t>
       </w:r>
     </w:p>
-    <w:bookmarkEnd w:id="28"/>
-    <w:bookmarkEnd w:id="29"/>
-    <w:bookmarkStart w:id="38" w:name="X840099c27253be6d59b8623dccfe2e383b0f72c"/>
+    <w:bookmarkEnd w:id="30"/>
+    <w:bookmarkEnd w:id="31"/>
+    <w:bookmarkStart w:id="40" w:name="X840099c27253be6d59b8623dccfe2e383b0f72c"/>
     <w:p>
       <w:pPr>
         <w:pStyle w:val="Heading2"/>
@@ -4384,7 +4605,7 @@
         <w:t xml:space="preserve">3 Confidence intervals for the coefficients</w:t>
       </w:r>
     </w:p>
-    <w:bookmarkStart w:id="31" w:name="thm-logistic-mle-distribution"/>
+    <w:bookmarkStart w:id="33" w:name="thm-logistic-mle-distribution"/>
     <w:p>
       <w:pPr>
         <w:pStyle w:val="FirstParagraph"/>
@@ -4563,7 +4784,7 @@
       <w:pPr>
         <w:pStyle w:val="BodyText"/>
       </w:pPr>
-      <w:bookmarkStart w:id="30" w:name="eq-logistic-mle-distribution"/>
+      <w:bookmarkStart w:id="32" w:name="eq-logistic-mle-distribution"/>
       <m:oMathPara>
         <m:oMathParaPr>
           <m:jc m:val="center"/>
@@ -4708,9 +4929,9 @@
           </m:r>
         </m:oMath>
       </m:oMathPara>
-      <w:bookmarkEnd w:id="30"/>
+      <w:bookmarkEnd w:id="32"/>
     </w:p>
-    <w:bookmarkEnd w:id="31"/>
+    <w:bookmarkEnd w:id="33"/>
     <w:p>
       <w:pPr>
         <w:pStyle w:val="FirstParagraph"/>
@@ -4878,7 +5099,7 @@
       <w:r>
         <w:t xml:space="preserve"> </w:t>
       </w:r>
-      <w:hyperlink r:id="rId32">
+      <w:hyperlink r:id="rId34">
         <w:r>
           <w:rPr>
             <w:rStyle w:val="Hyperlink"/>
@@ -4923,7 +5144,7 @@
         <w:t xml:space="preserve">give.</w:t>
       </w:r>
     </w:p>
-    <w:bookmarkStart w:id="34" w:name="cor-logistic-wald"/>
+    <w:bookmarkStart w:id="36" w:name="cor-logistic-wald"/>
     <w:p>
       <w:pPr>
         <w:pStyle w:val="BodyText"/>
@@ -5200,7 +5421,7 @@
       <w:r>
         <w:t xml:space="preserve"> </w:t>
       </w:r>
-      <w:hyperlink r:id="rId33">
+      <w:hyperlink r:id="rId35">
         <w:r>
           <w:rPr>
             <w:rStyle w:val="Hyperlink"/>
@@ -5378,8 +5599,8 @@
         </m:oMath>
       </m:oMathPara>
     </w:p>
-    <w:bookmarkEnd w:id="34"/>
-    <w:bookmarkStart w:id="35" w:name="exm-logistic-wald"/>
+    <w:bookmarkEnd w:id="36"/>
+    <w:bookmarkStart w:id="37" w:name="exm-logistic-wald"/>
     <w:p>
       <w:pPr>
         <w:pStyle w:val="FirstParagraph"/>
@@ -6031,8 +6252,8 @@
         <w:t xml:space="preserve">.</w:t>
       </w:r>
     </w:p>
-    <w:bookmarkEnd w:id="35"/>
-    <w:bookmarkStart w:id="36" w:name="cor-logistic-odds-interval"/>
+    <w:bookmarkEnd w:id="37"/>
+    <w:bookmarkStart w:id="38" w:name="cor-logistic-odds-interval"/>
     <w:p>
       <w:pPr>
         <w:pStyle w:val="BodyText"/>
@@ -6253,7 +6474,7 @@
         <w:t xml:space="preserve">.</w:t>
       </w:r>
     </w:p>
-    <w:bookmarkEnd w:id="36"/>
+    <w:bookmarkEnd w:id="38"/>
     <w:p>
       <w:pPr>
         <w:pStyle w:val="BodyText"/>
@@ -6378,7 +6599,7 @@
         <w:t xml:space="preserve">.</w:t>
       </w:r>
     </w:p>
-    <w:bookmarkStart w:id="37" w:name="exm-logistic-odds-interval"/>
+    <w:bookmarkStart w:id="39" w:name="exm-logistic-odds-interval"/>
     <w:p>
       <w:pPr>
         <w:pStyle w:val="BodyText"/>
@@ -6750,9 +6971,9 @@
         <w:t xml:space="preserve">Its width shows how little information six observations carry about the slope.</w:t>
       </w:r>
     </w:p>
-    <w:bookmarkEnd w:id="37"/>
-    <w:bookmarkEnd w:id="38"/>
-    <w:bookmarkStart w:id="46" w:name="references"/>
+    <w:bookmarkEnd w:id="39"/>
+    <w:bookmarkEnd w:id="40"/>
+    <w:bookmarkStart w:id="48" w:name="references"/>
     <w:p>
       <w:pPr>
         <w:pStyle w:val="Heading2"/>
@@ -6761,8 +6982,8 @@
         <w:t xml:space="preserve">References</w:t>
       </w:r>
     </w:p>
-    <w:bookmarkStart w:id="45" w:name="refs"/>
-    <w:bookmarkStart w:id="40" w:name="ref-fahrmeir1985consistency"/>
+    <w:bookmarkStart w:id="47" w:name="refs"/>
+    <w:bookmarkStart w:id="42" w:name="ref-fahrmeir1985consistency"/>
     <w:p>
       <w:pPr>
         <w:pStyle w:val="Bibliography"/>
@@ -6795,7 +7016,7 @@
       <w:r>
         <w:t xml:space="preserve"> </w:t>
       </w:r>
-      <w:hyperlink r:id="rId39">
+      <w:hyperlink r:id="rId41">
         <w:r>
           <w:rPr>
             <w:rStyle w:val="Hyperlink"/>
@@ -6807,8 +7028,8 @@
         <w:t xml:space="preserve">.</w:t>
       </w:r>
     </w:p>
-    <w:bookmarkEnd w:id="40"/>
-    <w:bookmarkStart w:id="42" w:name="ref-hastie2009elements"/>
+    <w:bookmarkEnd w:id="42"/>
+    <w:bookmarkStart w:id="44" w:name="ref-hastie2009elements"/>
     <w:p>
       <w:pPr>
         <w:pStyle w:val="Bibliography"/>
@@ -6832,7 +7053,7 @@
       <w:r>
         <w:t xml:space="preserve"> </w:t>
       </w:r>
-      <w:hyperlink r:id="rId41">
+      <w:hyperlink r:id="rId43">
         <w:r>
           <w:rPr>
             <w:rStyle w:val="Hyperlink"/>
@@ -6844,8 +7065,8 @@
         <w:t xml:space="preserve">.</w:t>
       </w:r>
     </w:p>
-    <w:bookmarkEnd w:id="42"/>
-    <w:bookmarkStart w:id="44" w:name="ref-nelder1972generalized"/>
+    <w:bookmarkEnd w:id="44"/>
+    <w:bookmarkStart w:id="46" w:name="ref-nelder1972generalized"/>
     <w:p>
       <w:pPr>
         <w:pStyle w:val="Bibliography"/>
@@ -6878,7 +7099,7 @@
       <w:r>
         <w:t xml:space="preserve"> </w:t>
       </w:r>
-      <w:hyperlink r:id="rId43">
+      <w:hyperlink r:id="rId45">
         <w:r>
           <w:rPr>
             <w:rStyle w:val="Hyperlink"/>
@@ -6890,9 +7111,9 @@
         <w:t xml:space="preserve">.</w:t>
       </w:r>
     </w:p>
-    <w:bookmarkEnd w:id="44"/>
-    <w:bookmarkEnd w:id="45"/>
     <w:bookmarkEnd w:id="46"/>
+    <w:bookmarkEnd w:id="47"/>
+    <w:bookmarkEnd w:id="48"/>
     <w:sectPr>
       <w:footnotePr>
         <w:numRestart w:val="eachSect"/>
